--- a/Informe_Laboratorio8.docx
+++ b/Informe_Laboratorio8.docx
@@ -1397,7 +1397,7 @@
           <w:sz w:val="24"/>
           <w:szCs w:val="24"/>
         </w:rPr>
-        <w:t xml:space="preserve">Antes de entrenar verificamos dos cosas con una secuencia de prueba de 16 caracteres: que los logits salieran con forma (1, 16, 65) y que la máscara causal funcionara. La máscara causal pone menos infinito en los puntajes de atención hacia posiciones futuras antes del softmax, así que su peso queda en 0 y cada carácter solo puede mirar a los anteriores (como leer un libro tapando con la mano todo lo que viene después). Comprobamos que la parte triangular superior de los mapas de atención fuera exactamente 0 en los tres bloques.</w:t>
+        <w:t xml:space="preserve">El corazón del bloque es la self-attention con máscara causal. Dejamos comentada en el código la relación con las fórmulas: el puntaje QK^T / sqrt(d_k) de la diapositiva 6 y la máscara de la diapositiva 8, que se aplica antes del softmax.</w:t>
       </w:r>
     </w:p>
     <w:p>
@@ -1412,7 +1412,7 @@
           <w:sz w:val="18"/>
           <w:szCs w:val="18"/>
         </w:rPr>
-        <w:t xml:space="preserve">for weights in attention_maps:</w:t>
+        <w:t xml:space="preserve"># Diap. 6: cada palabra atiende a las demás. score(q, k) = q k^T / sqrt(d_head).</w:t>
       </w:r>
     </w:p>
     <w:p>
@@ -1427,7 +1427,172 @@
           <w:sz w:val="18"/>
           <w:szCs w:val="18"/>
         </w:rPr>
+        <w:t xml:space="preserve">scores = queries @ keys.transpose(-2, -1) / math.sqrt(self.d_head)</w:t>
+      </w:r>
+    </w:p>
+    <w:p>
+      <w:pPr>
+        <w:shd w:fill="F2F2F2" w:color="auto" w:val="clear"/>
+        <w:spacing w:after="0" w:before="0" w:line="240"/>
+        <w:ind w:left="200" w:right="200"/>
+      </w:pPr>
+      <w:r>
+        <w:rPr>
+          <w:rFonts w:ascii="Consolas" w:cs="Consolas" w:eastAsia="Consolas" w:hAnsi="Consolas"/>
+          <w:sz w:val="18"/>
+          <w:szCs w:val="18"/>
+        </w:rPr>
+        <w:t xml:space="preserve"># Diap. 8: máscara causal ANTES del softmax. exp(-inf) = 0, así que el</w:t>
+      </w:r>
+    </w:p>
+    <w:p>
+      <w:pPr>
+        <w:shd w:fill="F2F2F2" w:color="auto" w:val="clear"/>
+        <w:spacing w:after="0" w:before="0" w:line="240"/>
+        <w:ind w:left="200" w:right="200"/>
+      </w:pPr>
+      <w:r>
+        <w:rPr>
+          <w:rFonts w:ascii="Consolas" w:cs="Consolas" w:eastAsia="Consolas" w:hAnsi="Consolas"/>
+          <w:sz w:val="18"/>
+          <w:szCs w:val="18"/>
+        </w:rPr>
+        <w:t xml:space="preserve"># peso de atención hacia el futuro queda exactamente en 0.</w:t>
+      </w:r>
+    </w:p>
+    <w:p>
+      <w:pPr>
+        <w:shd w:fill="F2F2F2" w:color="auto" w:val="clear"/>
+        <w:spacing w:after="0" w:before="0" w:line="240"/>
+        <w:ind w:left="200" w:right="200"/>
+      </w:pPr>
+      <w:r>
+        <w:rPr>
+          <w:rFonts w:ascii="Consolas" w:cs="Consolas" w:eastAsia="Consolas" w:hAnsi="Consolas"/>
+          <w:sz w:val="18"/>
+          <w:szCs w:val="18"/>
+        </w:rPr>
+        <w:t xml:space="preserve">scores = scores.masked_fill(self.causal_mask[:time, :time], float("-inf"))</w:t>
+      </w:r>
+    </w:p>
+    <w:p>
+      <w:pPr>
+        <w:shd w:fill="F2F2F2" w:color="auto" w:val="clear"/>
+        <w:spacing w:after="0" w:before="0" w:line="240"/>
+        <w:ind w:left="200" w:right="200"/>
+      </w:pPr>
+      <w:r>
+        <w:rPr>
+          <w:rFonts w:ascii="Consolas" w:cs="Consolas" w:eastAsia="Consolas" w:hAnsi="Consolas"/>
+          <w:sz w:val="18"/>
+          <w:szCs w:val="18"/>
+        </w:rPr>
+        <w:t xml:space="preserve">weights = F.softmax(scores, dim=-1)</w:t>
+      </w:r>
+    </w:p>
+    <w:p>
+      <w:pPr>
+        <w:shd w:fill="F2F2F2" w:color="auto" w:val="clear"/>
+        <w:spacing w:after="0" w:before="0" w:line="240"/>
+        <w:ind w:left="200" w:right="200"/>
+      </w:pPr>
+      <w:r>
+        <w:rPr>
+          <w:rFonts w:ascii="Consolas" w:cs="Consolas" w:eastAsia="Consolas" w:hAnsi="Consolas"/>
+          <w:sz w:val="18"/>
+          <w:szCs w:val="18"/>
+        </w:rPr>
+        <w:t xml:space="preserve"># Attention(Q, K, V) = softmax(Q K^T / sqrt(d_k)) V</w:t>
+      </w:r>
+    </w:p>
+    <w:p>
+      <w:pPr>
+        <w:shd w:fill="F2F2F2" w:color="auto" w:val="clear"/>
+        <w:spacing w:after="200" w:before="0" w:line="240"/>
+        <w:ind w:left="200" w:right="200"/>
+      </w:pPr>
+      <w:r>
+        <w:rPr>
+          <w:rFonts w:ascii="Consolas" w:cs="Consolas" w:eastAsia="Consolas" w:hAnsi="Consolas"/>
+          <w:sz w:val="18"/>
+          <w:szCs w:val="18"/>
+        </w:rPr>
+        <w:t xml:space="preserve">attended = weights @ values</w:t>
+      </w:r>
+    </w:p>
+    <w:p>
+      <w:pPr>
+        <w:spacing w:after="160" w:line="360"/>
+        <w:ind w:firstLine="0"/>
+        <w:jc w:val="both"/>
+      </w:pPr>
+      <w:r>
+        <w:rPr>
+          <w:rFonts w:ascii="Times New Roman" w:cs="Times New Roman" w:eastAsia="Times New Roman" w:hAnsi="Times New Roman"/>
+          <w:sz w:val="24"/>
+          <w:szCs w:val="24"/>
+        </w:rPr>
+        <w:t xml:space="preserve">Antes de entrenar verificamos dos cosas con una secuencia de prueba de 16 caracteres: que los logits salieran con forma (1, 16, 65) y que la máscara causal funcionara. La máscara causal pone menos infinito en los puntajes de atención hacia posiciones futuras antes del softmax, así que su peso queda en 0 y cada carácter solo puede mirar a los anteriores (como leer un libro tapando con la mano todo lo que viene después). Comprobamos que la parte triangular superior de los mapas de atención fuera exactamente 0 en los tres bloques.</w:t>
+      </w:r>
+    </w:p>
+    <w:p>
+      <w:pPr>
+        <w:shd w:fill="F2F2F2" w:color="auto" w:val="clear"/>
+        <w:spacing w:after="0" w:before="120" w:line="240"/>
+        <w:ind w:left="200" w:right="200"/>
+      </w:pPr>
+      <w:r>
+        <w:rPr>
+          <w:rFonts w:ascii="Consolas" w:cs="Consolas" w:eastAsia="Consolas" w:hAnsi="Consolas"/>
+          <w:sz w:val="18"/>
+          <w:szCs w:val="18"/>
+        </w:rPr>
+        <w:t xml:space="preserve">for weights in attention_maps:</w:t>
+      </w:r>
+    </w:p>
+    <w:p>
+      <w:pPr>
+        <w:shd w:fill="F2F2F2" w:color="auto" w:val="clear"/>
+        <w:spacing w:after="0" w:before="0" w:line="240"/>
+        <w:ind w:left="200" w:right="200"/>
+      </w:pPr>
+      <w:r>
+        <w:rPr>
+          <w:rFonts w:ascii="Consolas" w:cs="Consolas" w:eastAsia="Consolas" w:hAnsi="Consolas"/>
+          <w:sz w:val="18"/>
+          <w:szCs w:val="18"/>
+        </w:rPr>
         <w:t xml:space="preserve">    assert weights.shape == (1, N_HEADS, 16, 16)</w:t>
+      </w:r>
+    </w:p>
+    <w:p>
+      <w:pPr>
+        <w:shd w:fill="F2F2F2" w:color="auto" w:val="clear"/>
+        <w:spacing w:after="0" w:before="0" w:line="240"/>
+        <w:ind w:left="200" w:right="200"/>
+      </w:pPr>
+      <w:r>
+        <w:rPr>
+          <w:rFonts w:ascii="Consolas" w:cs="Consolas" w:eastAsia="Consolas" w:hAnsi="Consolas"/>
+          <w:sz w:val="18"/>
+          <w:szCs w:val="18"/>
+        </w:rPr>
+        <w:t xml:space="preserve">    # Diap. 8 (S13): "cada token solo puede atender a los tokens anteriores".</w:t>
+      </w:r>
+    </w:p>
+    <w:p>
+      <w:pPr>
+        <w:shd w:fill="F2F2F2" w:color="auto" w:val="clear"/>
+        <w:spacing w:after="0" w:before="0" w:line="240"/>
+        <w:ind w:left="200" w:right="200"/>
+      </w:pPr>
+      <w:r>
+        <w:rPr>
+          <w:rFonts w:ascii="Consolas" w:cs="Consolas" w:eastAsia="Consolas" w:hAnsi="Consolas"/>
+          <w:sz w:val="18"/>
+          <w:szCs w:val="18"/>
+        </w:rPr>
+        <w:t xml:space="preserve">    # Los pesos sobre la diagonal (j &gt; i, el futuro) deben ser 0 tras el softmax.</w:t>
       </w:r>
     </w:p>
     <w:p>
@@ -1585,6 +1750,141 @@
           <w:szCs w:val="24"/>
         </w:rPr>
         <w:t xml:space="preserve">La temperatura aparece en P(w_i | ctx) = exp(z_i / τ) / Σ_j exp(z_j / τ). Un τ menor que 1 amplifica las diferencias entre logits y concentra la probabilidad en pocos caracteres; un τ de 1 deja la distribución como la aprendió el modelo.</w:t>
+      </w:r>
+    </w:p>
+    <w:p>
+      <w:pPr>
+        <w:spacing w:after="160" w:line="360"/>
+        <w:ind w:firstLine="0"/>
+        <w:jc w:val="both"/>
+      </w:pPr>
+      <w:r>
+        <w:rPr>
+          <w:rFonts w:ascii="Times New Roman" w:cs="Times New Roman" w:eastAsia="Times New Roman" w:hAnsi="Times New Roman"/>
+          <w:sz w:val="24"/>
+          <w:szCs w:val="24"/>
+        </w:rPr>
+        <w:t xml:space="preserve">En top-k se ve directamente la fórmula de la diapositiva 10: primero dividimos los logits entre τ y después dejamos en menos infinito todo lo que no está entre los k mayores, para que el softmax les asigne probabilidad 0.</w:t>
+      </w:r>
+    </w:p>
+    <w:p>
+      <w:pPr>
+        <w:shd w:fill="F2F2F2" w:color="auto" w:val="clear"/>
+        <w:spacing w:after="0" w:before="120" w:line="240"/>
+        <w:ind w:left="200" w:right="200"/>
+      </w:pPr>
+      <w:r>
+        <w:rPr>
+          <w:rFonts w:ascii="Consolas" w:cs="Consolas" w:eastAsia="Consolas" w:hAnsi="Consolas"/>
+          <w:sz w:val="18"/>
+          <w:szCs w:val="18"/>
+        </w:rPr>
+        <w:t xml:space="preserve"># Diap. 10: P(siguiente token | contexto) = softmax(z / tau).</w:t>
+      </w:r>
+    </w:p>
+    <w:p>
+      <w:pPr>
+        <w:shd w:fill="F2F2F2" w:color="auto" w:val="clear"/>
+        <w:spacing w:after="0" w:before="0" w:line="240"/>
+        <w:ind w:left="200" w:right="200"/>
+      </w:pPr>
+      <w:r>
+        <w:rPr>
+          <w:rFonts w:ascii="Consolas" w:cs="Consolas" w:eastAsia="Consolas" w:hAnsi="Consolas"/>
+          <w:sz w:val="18"/>
+          <w:szCs w:val="18"/>
+        </w:rPr>
+        <w:t xml:space="preserve">scaled = logits / tau</w:t>
+      </w:r>
+    </w:p>
+    <w:p>
+      <w:pPr>
+        <w:shd w:fill="F2F2F2" w:color="auto" w:val="clear"/>
+        <w:spacing w:after="0" w:before="0" w:line="240"/>
+        <w:ind w:left="200" w:right="200"/>
+      </w:pPr>
+      <w:r>
+        <w:rPr>
+          <w:rFonts w:ascii="Consolas" w:cs="Consolas" w:eastAsia="Consolas" w:hAnsi="Consolas"/>
+          <w:sz w:val="18"/>
+          <w:szCs w:val="18"/>
+        </w:rPr>
+        <w:t xml:space="preserve"># Top-k: "solo considerar los k tokens más probables". El resto queda en -inf</w:t>
+      </w:r>
+    </w:p>
+    <w:p>
+      <w:pPr>
+        <w:shd w:fill="F2F2F2" w:color="auto" w:val="clear"/>
+        <w:spacing w:after="0" w:before="0" w:line="240"/>
+        <w:ind w:left="200" w:right="200"/>
+      </w:pPr>
+      <w:r>
+        <w:rPr>
+          <w:rFonts w:ascii="Consolas" w:cs="Consolas" w:eastAsia="Consolas" w:hAnsi="Consolas"/>
+          <w:sz w:val="18"/>
+          <w:szCs w:val="18"/>
+        </w:rPr>
+        <w:t xml:space="preserve"># y el softmax les asigna 0, renormalizando entre los k que quedan.</w:t>
+      </w:r>
+    </w:p>
+    <w:p>
+      <w:pPr>
+        <w:shd w:fill="F2F2F2" w:color="auto" w:val="clear"/>
+        <w:spacing w:after="0" w:before="0" w:line="240"/>
+        <w:ind w:left="200" w:right="200"/>
+      </w:pPr>
+      <w:r>
+        <w:rPr>
+          <w:rFonts w:ascii="Consolas" w:cs="Consolas" w:eastAsia="Consolas" w:hAnsi="Consolas"/>
+          <w:sz w:val="18"/>
+          <w:szCs w:val="18"/>
+        </w:rPr>
+        <w:t xml:space="preserve">top_values, top_indices = torch.topk(scaled, k)</w:t>
+      </w:r>
+    </w:p>
+    <w:p>
+      <w:pPr>
+        <w:shd w:fill="F2F2F2" w:color="auto" w:val="clear"/>
+        <w:spacing w:after="0" w:before="0" w:line="240"/>
+        <w:ind w:left="200" w:right="200"/>
+      </w:pPr>
+      <w:r>
+        <w:rPr>
+          <w:rFonts w:ascii="Consolas" w:cs="Consolas" w:eastAsia="Consolas" w:hAnsi="Consolas"/>
+          <w:sz w:val="18"/>
+          <w:szCs w:val="18"/>
+        </w:rPr>
+        <w:t xml:space="preserve">filtered_logits = torch.full_like(scaled, float("-inf"))</w:t>
+      </w:r>
+    </w:p>
+    <w:p>
+      <w:pPr>
+        <w:shd w:fill="F2F2F2" w:color="auto" w:val="clear"/>
+        <w:spacing w:after="0" w:before="0" w:line="240"/>
+        <w:ind w:left="200" w:right="200"/>
+      </w:pPr>
+      <w:r>
+        <w:rPr>
+          <w:rFonts w:ascii="Consolas" w:cs="Consolas" w:eastAsia="Consolas" w:hAnsi="Consolas"/>
+          <w:sz w:val="18"/>
+          <w:szCs w:val="18"/>
+        </w:rPr>
+        <w:t xml:space="preserve">filtered_logits.scatter_(0, top_indices, top_values)</w:t>
+      </w:r>
+    </w:p>
+    <w:p>
+      <w:pPr>
+        <w:shd w:fill="F2F2F2" w:color="auto" w:val="clear"/>
+        <w:spacing w:after="200" w:before="0" w:line="240"/>
+        <w:ind w:left="200" w:right="200"/>
+      </w:pPr>
+      <w:r>
+        <w:rPr>
+          <w:rFonts w:ascii="Consolas" w:cs="Consolas" w:eastAsia="Consolas" w:hAnsi="Consolas"/>
+          <w:sz w:val="18"/>
+          <w:szCs w:val="18"/>
+        </w:rPr>
+        <w:t xml:space="preserve">probabilities = F.softmax(filtered_logits, dim=-1)</w:t>
       </w:r>
     </w:p>
     <w:p>
@@ -3039,7 +3339,52 @@
           <w:sz w:val="18"/>
           <w:szCs w:val="18"/>
         </w:rPr>
+        <w:t xml:space="preserve">    # Diap. 6 y 7: sin máscara causal, el token de la palabra atiende a TODOS los</w:t>
+      </w:r>
+    </w:p>
+    <w:p>
+      <w:pPr>
+        <w:shd w:fill="F2F2F2" w:color="auto" w:val="clear"/>
+        <w:spacing w:after="0" w:before="0" w:line="240"/>
+        <w:ind w:left="200" w:right="200"/>
+      </w:pPr>
+      <w:r>
+        <w:rPr>
+          <w:rFonts w:ascii="Consolas" w:cs="Consolas" w:eastAsia="Consolas" w:hAnsi="Consolas"/>
+          <w:sz w:val="18"/>
+          <w:szCs w:val="18"/>
+        </w:rPr>
+        <w:t xml:space="preserve">    # demás en las 12 capas, así que su vector final depende del contexto.</w:t>
+      </w:r>
+    </w:p>
+    <w:p>
+      <w:pPr>
+        <w:shd w:fill="F2F2F2" w:color="auto" w:val="clear"/>
+        <w:spacing w:after="0" w:before="0" w:line="240"/>
+        <w:ind w:left="200" w:right="200"/>
+      </w:pPr>
+      <w:r>
+        <w:rPr>
+          <w:rFonts w:ascii="Consolas" w:cs="Consolas" w:eastAsia="Consolas" w:hAnsi="Consolas"/>
+          <w:sz w:val="18"/>
+          <w:szCs w:val="18"/>
+        </w:rPr>
         <w:t xml:space="preserve">    outputs = bert(**encoding)</w:t>
+      </w:r>
+    </w:p>
+    <w:p>
+      <w:pPr>
+        <w:shd w:fill="F2F2F2" w:color="auto" w:val="clear"/>
+        <w:spacing w:after="0" w:before="0" w:line="240"/>
+        <w:ind w:left="200" w:right="200"/>
+      </w:pPr>
+      <w:r>
+        <w:rPr>
+          <w:rFonts w:ascii="Consolas" w:cs="Consolas" w:eastAsia="Consolas" w:hAnsi="Consolas"/>
+          <w:sz w:val="18"/>
+          <w:szCs w:val="18"/>
+        </w:rPr>
+        <w:t xml:space="preserve">    # last_hidden_state: (1, tokens, 768) -&gt; vector de la palabra objetivo (768,)</w:t>
       </w:r>
     </w:p>
     <w:p>
@@ -3296,23 +3641,6 @@
     </w:p>
     <w:p>
       <w:pPr>
-        <w:pStyle w:val="Heading1"/>
-        <w:spacing w:after="200" w:before="360"/>
-      </w:pPr>
-      <w:r>
-        <w:rPr>
-          <w:rFonts w:ascii="Times New Roman" w:cs="Times New Roman" w:eastAsia="Times New Roman" w:hAnsi="Times New Roman"/>
-          <w:b/>
-          <w:bCs/>
-          <w:color w:val="000000"/>
-          <w:sz w:val="28"/>
-          <w:szCs w:val="28"/>
-        </w:rPr>
-        <w:t xml:space="preserve">4. Resultados</w:t>
-      </w:r>
-    </w:p>
-    <w:p>
-      <w:pPr>
         <w:pStyle w:val="Heading2"/>
         <w:spacing w:after="120" w:before="240"/>
       </w:pPr>
@@ -3325,7 +3653,7 @@
           <w:sz w:val="26"/>
           <w:szCs w:val="26"/>
         </w:rPr>
-        <w:t xml:space="preserve">Entrenamiento del Mini-GPT</w:t>
+        <w:t xml:space="preserve">Relación entre las fórmulas de las diapositivas y el código</w:t>
       </w:r>
     </w:p>
     <w:p>
@@ -3340,7 +3668,23 @@
           <w:sz w:val="24"/>
           <w:szCs w:val="24"/>
         </w:rPr>
-        <w:t xml:space="preserve">La Tabla 3 muestra la evolución de la pérdida y la perplejidad durante las 10 épocas.</w:t>
+        <w:t xml:space="preserve">Comentamos todo el código, tanto </w:t>
+      </w:r>
+      <w:r>
+        <w:rPr>
+          <w:rFonts w:ascii="Consolas" w:cs="Consolas" w:eastAsia="Consolas" w:hAnsi="Consolas"/>
+          <w:sz w:val="24"/>
+          <w:szCs w:val="24"/>
+        </w:rPr>
+        <w:t xml:space="preserve">lab8_minigpt.py</w:t>
+      </w:r>
+      <w:r>
+        <w:rPr>
+          <w:rFonts w:ascii="Times New Roman" w:cs="Times New Roman" w:eastAsia="Times New Roman" w:hAnsi="Times New Roman"/>
+          <w:sz w:val="24"/>
+          <w:szCs w:val="24"/>
+        </w:rPr>
+        <w:t xml:space="preserve"> como las celdas de los dos notebooks, indicando qué fórmula o concepto de las diapositivas de la Semana 13 (NLP y Generación de Texto) implementa cada parte. La Tabla 3 resume esa correspondencia. Las fórmulas de LayerNorm y del feed-forward no aparecen en estas diapositivas; vienen del Proyecto 1 y así quedaron referenciadas en los comentarios. La similitud coseno viene del enunciado del laboratorio.</w:t>
       </w:r>
     </w:p>
     <w:p>
@@ -3360,6 +3704,1360 @@
           <w:szCs w:val="20"/>
         </w:rPr>
         <w:t xml:space="preserve">Tabla 3.</w:t>
+      </w:r>
+      <w:r>
+        <w:rPr>
+          <w:rFonts w:ascii="Times New Roman" w:cs="Times New Roman" w:eastAsia="Times New Roman" w:hAnsi="Times New Roman"/>
+          <w:i/>
+          <w:iCs/>
+          <w:sz w:val="20"/>
+          <w:szCs w:val="20"/>
+        </w:rPr>
+        <w:t xml:space="preserve"> Fórmulas y conceptos de las diapositivas de S13 y dónde quedaron implementados.</w:t>
+      </w:r>
+    </w:p>
+    <w:tbl>
+      <w:tblPr>
+        <w:tblW w:type="dxa" w:w="9360"/>
+        <w:tblBorders>
+          <w:top w:val="single" w:color="auto" w:sz="4"/>
+          <w:left w:val="single" w:color="auto" w:sz="4"/>
+          <w:bottom w:val="single" w:color="auto" w:sz="4"/>
+          <w:right w:val="single" w:color="auto" w:sz="4"/>
+          <w:insideH w:val="single" w:color="auto" w:sz="4"/>
+          <w:insideV w:val="single" w:color="auto" w:sz="4"/>
+        </w:tblBorders>
+      </w:tblPr>
+      <w:tblGrid>
+        <w:gridCol w:w="3120"/>
+        <w:gridCol w:w="3120"/>
+        <w:gridCol w:w="3120"/>
+      </w:tblGrid>
+      <w:tr>
+        <w:trPr>
+          <w:tblHeader/>
+        </w:trPr>
+        <w:tc>
+          <w:tcPr>
+            <w:tcW w:type="dxa" w:w="3120"/>
+            <w:tcBorders>
+              <w:top w:val="single" w:color="808080" w:sz="4"/>
+              <w:left w:val="single" w:color="808080" w:sz="4"/>
+              <w:bottom w:val="single" w:color="808080" w:sz="4"/>
+              <w:right w:val="single" w:color="808080" w:sz="4"/>
+            </w:tcBorders>
+            <w:shd w:fill="E7E6E6" w:color="auto" w:val="clear"/>
+            <w:tcMar>
+              <w:top w:type="dxa" w:w="60"/>
+              <w:left w:type="dxa" w:w="100"/>
+              <w:bottom w:type="dxa" w:w="60"/>
+              <w:right w:type="dxa" w:w="100"/>
+            </w:tcMar>
+            <w:vAlign w:val="center"/>
+          </w:tcPr>
+          <w:p>
+            <w:pPr>
+              <w:jc w:val="center"/>
+            </w:pPr>
+            <w:r>
+              <w:rPr>
+                <w:rFonts w:ascii="Times New Roman" w:cs="Times New Roman" w:eastAsia="Times New Roman" w:hAnsi="Times New Roman"/>
+                <w:b/>
+                <w:bCs/>
+                <w:sz w:val="21"/>
+                <w:szCs w:val="21"/>
+              </w:rPr>
+              <w:t xml:space="preserve">Diapositiva</w:t>
+            </w:r>
+          </w:p>
+        </w:tc>
+        <w:tc>
+          <w:tcPr>
+            <w:tcW w:type="dxa" w:w="3120"/>
+            <w:tcBorders>
+              <w:top w:val="single" w:color="808080" w:sz="4"/>
+              <w:left w:val="single" w:color="808080" w:sz="4"/>
+              <w:bottom w:val="single" w:color="808080" w:sz="4"/>
+              <w:right w:val="single" w:color="808080" w:sz="4"/>
+            </w:tcBorders>
+            <w:shd w:fill="E7E6E6" w:color="auto" w:val="clear"/>
+            <w:tcMar>
+              <w:top w:type="dxa" w:w="60"/>
+              <w:left w:type="dxa" w:w="100"/>
+              <w:bottom w:type="dxa" w:w="60"/>
+              <w:right w:type="dxa" w:w="100"/>
+            </w:tcMar>
+            <w:vAlign w:val="center"/>
+          </w:tcPr>
+          <w:p>
+            <w:pPr>
+              <w:jc w:val="center"/>
+            </w:pPr>
+            <w:r>
+              <w:rPr>
+                <w:rFonts w:ascii="Times New Roman" w:cs="Times New Roman" w:eastAsia="Times New Roman" w:hAnsi="Times New Roman"/>
+                <w:b/>
+                <w:bCs/>
+                <w:sz w:val="21"/>
+                <w:szCs w:val="21"/>
+              </w:rPr>
+              <w:t xml:space="preserve">Fórmula o concepto</w:t>
+            </w:r>
+          </w:p>
+        </w:tc>
+        <w:tc>
+          <w:tcPr>
+            <w:tcW w:type="dxa" w:w="3120"/>
+            <w:tcBorders>
+              <w:top w:val="single" w:color="808080" w:sz="4"/>
+              <w:left w:val="single" w:color="808080" w:sz="4"/>
+              <w:bottom w:val="single" w:color="808080" w:sz="4"/>
+              <w:right w:val="single" w:color="808080" w:sz="4"/>
+            </w:tcBorders>
+            <w:shd w:fill="E7E6E6" w:color="auto" w:val="clear"/>
+            <w:tcMar>
+              <w:top w:type="dxa" w:w="60"/>
+              <w:left w:type="dxa" w:w="100"/>
+              <w:bottom w:type="dxa" w:w="60"/>
+              <w:right w:type="dxa" w:w="100"/>
+            </w:tcMar>
+            <w:vAlign w:val="center"/>
+          </w:tcPr>
+          <w:p>
+            <w:pPr>
+              <w:jc w:val="center"/>
+            </w:pPr>
+            <w:r>
+              <w:rPr>
+                <w:rFonts w:ascii="Times New Roman" w:cs="Times New Roman" w:eastAsia="Times New Roman" w:hAnsi="Times New Roman"/>
+                <w:b/>
+                <w:bCs/>
+                <w:sz w:val="21"/>
+                <w:szCs w:val="21"/>
+              </w:rPr>
+              <w:t xml:space="preserve">Implementación en el código</w:t>
+            </w:r>
+          </w:p>
+        </w:tc>
+      </w:tr>
+      <w:tr>
+        <w:trPr>
+          <w:cantSplit/>
+        </w:trPr>
+        <w:tc>
+          <w:tcPr>
+            <w:tcW w:type="dxa" w:w="3120"/>
+            <w:tcBorders>
+              <w:top w:val="single" w:color="808080" w:sz="4"/>
+              <w:left w:val="single" w:color="808080" w:sz="4"/>
+              <w:bottom w:val="single" w:color="808080" w:sz="4"/>
+              <w:right w:val="single" w:color="808080" w:sz="4"/>
+            </w:tcBorders>
+            <w:tcMar>
+              <w:top w:type="dxa" w:w="60"/>
+              <w:left w:type="dxa" w:w="100"/>
+              <w:bottom w:type="dxa" w:w="60"/>
+              <w:right w:type="dxa" w:w="100"/>
+            </w:tcMar>
+            <w:vAlign w:val="center"/>
+          </w:tcPr>
+          <w:p>
+            <w:pPr>
+              <w:jc w:val="center"/>
+            </w:pPr>
+            <w:r>
+              <w:rPr>
+                <w:rFonts w:ascii="Times New Roman" w:cs="Times New Roman" w:eastAsia="Times New Roman" w:hAnsi="Times New Roman"/>
+                <w:b w:val="false"/>
+                <w:bCs w:val="false"/>
+                <w:sz w:val="21"/>
+                <w:szCs w:val="21"/>
+              </w:rPr>
+              <w:t xml:space="preserve">3</w:t>
+            </w:r>
+          </w:p>
+        </w:tc>
+        <w:tc>
+          <w:tcPr>
+            <w:tcW w:type="dxa" w:w="3120"/>
+            <w:tcBorders>
+              <w:top w:val="single" w:color="808080" w:sz="4"/>
+              <w:left w:val="single" w:color="808080" w:sz="4"/>
+              <w:bottom w:val="single" w:color="808080" w:sz="4"/>
+              <w:right w:val="single" w:color="808080" w:sz="4"/>
+            </w:tcBorders>
+            <w:tcMar>
+              <w:top w:type="dxa" w:w="60"/>
+              <w:left w:type="dxa" w:w="100"/>
+              <w:bottom w:type="dxa" w:w="60"/>
+              <w:right w:type="dxa" w:w="100"/>
+            </w:tcMar>
+            <w:vAlign w:val="center"/>
+          </w:tcPr>
+          <w:p>
+            <w:pPr>
+              <w:jc w:val="center"/>
+            </w:pPr>
+            <w:r>
+              <w:rPr>
+                <w:rFonts w:ascii="Times New Roman" w:cs="Times New Roman" w:eastAsia="Times New Roman" w:hAnsi="Times New Roman"/>
+                <w:b w:val="false"/>
+                <w:bCs w:val="false"/>
+                <w:sz w:val="21"/>
+                <w:szCs w:val="21"/>
+              </w:rPr>
+              <w:t xml:space="preserve">Del texto a los números</w:t>
+            </w:r>
+          </w:p>
+        </w:tc>
+        <w:tc>
+          <w:tcPr>
+            <w:tcW w:type="dxa" w:w="3120"/>
+            <w:tcBorders>
+              <w:top w:val="single" w:color="808080" w:sz="4"/>
+              <w:left w:val="single" w:color="808080" w:sz="4"/>
+              <w:bottom w:val="single" w:color="808080" w:sz="4"/>
+              <w:right w:val="single" w:color="808080" w:sz="4"/>
+            </w:tcBorders>
+            <w:tcMar>
+              <w:top w:type="dxa" w:w="60"/>
+              <w:left w:type="dxa" w:w="100"/>
+              <w:bottom w:type="dxa" w:w="60"/>
+              <w:right w:type="dxa" w:w="100"/>
+            </w:tcMar>
+            <w:vAlign w:val="center"/>
+          </w:tcPr>
+          <w:p>
+            <w:pPr>
+              <w:jc w:val="center"/>
+            </w:pPr>
+            <w:r>
+              <w:rPr>
+                <w:rFonts w:ascii="Times New Roman" w:cs="Times New Roman" w:eastAsia="Times New Roman" w:hAnsi="Times New Roman"/>
+                <w:b w:val="false"/>
+                <w:bCs w:val="false"/>
+                <w:sz w:val="21"/>
+                <w:szCs w:val="21"/>
+              </w:rPr>
+              <w:t xml:space="preserve">Índices por carácter (Mini-GPT) e </w:t>
+            </w:r>
+            <w:r>
+              <w:rPr>
+                <w:rFonts w:ascii="Consolas" w:cs="Consolas" w:eastAsia="Consolas" w:hAnsi="Consolas"/>
+                <w:b w:val="false"/>
+                <w:bCs w:val="false"/>
+                <w:sz w:val="21"/>
+                <w:szCs w:val="21"/>
+              </w:rPr>
+              <w:t xml:space="preserve">input_ids</w:t>
+            </w:r>
+            <w:r>
+              <w:rPr>
+                <w:rFonts w:ascii="Times New Roman" w:cs="Times New Roman" w:eastAsia="Times New Roman" w:hAnsi="Times New Roman"/>
+                <w:b w:val="false"/>
+                <w:bCs w:val="false"/>
+                <w:sz w:val="21"/>
+                <w:szCs w:val="21"/>
+              </w:rPr>
+              <w:t xml:space="preserve"> de WordPiece (BERT)</w:t>
+            </w:r>
+          </w:p>
+        </w:tc>
+      </w:tr>
+      <w:tr>
+        <w:trPr>
+          <w:cantSplit/>
+        </w:trPr>
+        <w:tc>
+          <w:tcPr>
+            <w:tcW w:type="dxa" w:w="3120"/>
+            <w:tcBorders>
+              <w:top w:val="single" w:color="808080" w:sz="4"/>
+              <w:left w:val="single" w:color="808080" w:sz="4"/>
+              <w:bottom w:val="single" w:color="808080" w:sz="4"/>
+              <w:right w:val="single" w:color="808080" w:sz="4"/>
+            </w:tcBorders>
+            <w:tcMar>
+              <w:top w:type="dxa" w:w="60"/>
+              <w:left w:type="dxa" w:w="100"/>
+              <w:bottom w:type="dxa" w:w="60"/>
+              <w:right w:type="dxa" w:w="100"/>
+            </w:tcMar>
+            <w:vAlign w:val="center"/>
+          </w:tcPr>
+          <w:p>
+            <w:pPr>
+              <w:jc w:val="center"/>
+            </w:pPr>
+            <w:r>
+              <w:rPr>
+                <w:rFonts w:ascii="Times New Roman" w:cs="Times New Roman" w:eastAsia="Times New Roman" w:hAnsi="Times New Roman"/>
+                <w:b w:val="false"/>
+                <w:bCs w:val="false"/>
+                <w:sz w:val="21"/>
+                <w:szCs w:val="21"/>
+              </w:rPr>
+              <w:t xml:space="preserve">4</w:t>
+            </w:r>
+          </w:p>
+        </w:tc>
+        <w:tc>
+          <w:tcPr>
+            <w:tcW w:type="dxa" w:w="3120"/>
+            <w:tcBorders>
+              <w:top w:val="single" w:color="808080" w:sz="4"/>
+              <w:left w:val="single" w:color="808080" w:sz="4"/>
+              <w:bottom w:val="single" w:color="808080" w:sz="4"/>
+              <w:right w:val="single" w:color="808080" w:sz="4"/>
+            </w:tcBorders>
+            <w:tcMar>
+              <w:top w:type="dxa" w:w="60"/>
+              <w:left w:type="dxa" w:w="100"/>
+              <w:bottom w:type="dxa" w:w="60"/>
+              <w:right w:type="dxa" w:w="100"/>
+            </w:tcMar>
+            <w:vAlign w:val="center"/>
+          </w:tcPr>
+          <w:p>
+            <w:pPr>
+              <w:jc w:val="center"/>
+            </w:pPr>
+            <w:r>
+              <w:rPr>
+                <w:rFonts w:ascii="Times New Roman" w:cs="Times New Roman" w:eastAsia="Times New Roman" w:hAnsi="Times New Roman"/>
+                <w:b w:val="false"/>
+                <w:bCs w:val="false"/>
+                <w:sz w:val="21"/>
+                <w:szCs w:val="21"/>
+              </w:rPr>
+              <w:t xml:space="preserve">Word2Vec: un vector denso por palabra; significado como distancia geométrica</w:t>
+            </w:r>
+          </w:p>
+        </w:tc>
+        <w:tc>
+          <w:tcPr>
+            <w:tcW w:type="dxa" w:w="3120"/>
+            <w:tcBorders>
+              <w:top w:val="single" w:color="808080" w:sz="4"/>
+              <w:left w:val="single" w:color="808080" w:sz="4"/>
+              <w:bottom w:val="single" w:color="808080" w:sz="4"/>
+              <w:right w:val="single" w:color="808080" w:sz="4"/>
+            </w:tcBorders>
+            <w:tcMar>
+              <w:top w:type="dxa" w:w="60"/>
+              <w:left w:type="dxa" w:w="100"/>
+              <w:bottom w:type="dxa" w:w="60"/>
+              <w:right w:type="dxa" w:w="100"/>
+            </w:tcMar>
+            <w:vAlign w:val="center"/>
+          </w:tcPr>
+          <w:p>
+            <w:pPr>
+              <w:jc w:val="center"/>
+            </w:pPr>
+            <w:r>
+              <w:rPr>
+                <w:rFonts w:ascii="Consolas" w:cs="Consolas" w:eastAsia="Consolas" w:hAnsi="Consolas"/>
+                <w:b w:val="false"/>
+                <w:bCs w:val="false"/>
+                <w:sz w:val="21"/>
+                <w:szCs w:val="21"/>
+              </w:rPr>
+              <w:t xml:space="preserve">word2vec[word]</w:t>
+            </w:r>
+            <w:r>
+              <w:rPr>
+                <w:rFonts w:ascii="Times New Roman" w:cs="Times New Roman" w:eastAsia="Times New Roman" w:hAnsi="Times New Roman"/>
+                <w:b w:val="false"/>
+                <w:bCs w:val="false"/>
+                <w:sz w:val="21"/>
+                <w:szCs w:val="21"/>
+              </w:rPr>
+              <w:t xml:space="preserve">, </w:t>
+            </w:r>
+            <w:r>
+              <w:rPr>
+                <w:rFonts w:ascii="Consolas" w:cs="Consolas" w:eastAsia="Consolas" w:hAnsi="Consolas"/>
+                <w:b w:val="false"/>
+                <w:bCs w:val="false"/>
+                <w:sz w:val="21"/>
+                <w:szCs w:val="21"/>
+              </w:rPr>
+              <w:t xml:space="preserve">most_similar</w:t>
+            </w:r>
+            <w:r>
+              <w:rPr>
+                <w:rFonts w:ascii="Times New Roman" w:cs="Times New Roman" w:eastAsia="Times New Roman" w:hAnsi="Times New Roman"/>
+                <w:b w:val="false"/>
+                <w:bCs w:val="false"/>
+                <w:sz w:val="21"/>
+                <w:szCs w:val="21"/>
+              </w:rPr>
+              <w:t xml:space="preserve">, similitud coseno y proyección PCA a 2D</w:t>
+            </w:r>
+          </w:p>
+        </w:tc>
+      </w:tr>
+      <w:tr>
+        <w:trPr>
+          <w:cantSplit/>
+        </w:trPr>
+        <w:tc>
+          <w:tcPr>
+            <w:tcW w:type="dxa" w:w="3120"/>
+            <w:tcBorders>
+              <w:top w:val="single" w:color="808080" w:sz="4"/>
+              <w:left w:val="single" w:color="808080" w:sz="4"/>
+              <w:bottom w:val="single" w:color="808080" w:sz="4"/>
+              <w:right w:val="single" w:color="808080" w:sz="4"/>
+            </w:tcBorders>
+            <w:tcMar>
+              <w:top w:type="dxa" w:w="60"/>
+              <w:left w:type="dxa" w:w="100"/>
+              <w:bottom w:type="dxa" w:w="60"/>
+              <w:right w:type="dxa" w:w="100"/>
+            </w:tcMar>
+            <w:vAlign w:val="center"/>
+          </w:tcPr>
+          <w:p>
+            <w:pPr>
+              <w:jc w:val="center"/>
+            </w:pPr>
+            <w:r>
+              <w:rPr>
+                <w:rFonts w:ascii="Times New Roman" w:cs="Times New Roman" w:eastAsia="Times New Roman" w:hAnsi="Times New Roman"/>
+                <w:b w:val="false"/>
+                <w:bCs w:val="false"/>
+                <w:sz w:val="21"/>
+                <w:szCs w:val="21"/>
+              </w:rPr>
+              <w:t xml:space="preserve">6</w:t>
+            </w:r>
+          </w:p>
+        </w:tc>
+        <w:tc>
+          <w:tcPr>
+            <w:tcW w:type="dxa" w:w="3120"/>
+            <w:tcBorders>
+              <w:top w:val="single" w:color="808080" w:sz="4"/>
+              <w:left w:val="single" w:color="808080" w:sz="4"/>
+              <w:bottom w:val="single" w:color="808080" w:sz="4"/>
+              <w:right w:val="single" w:color="808080" w:sz="4"/>
+            </w:tcBorders>
+            <w:tcMar>
+              <w:top w:type="dxa" w:w="60"/>
+              <w:left w:type="dxa" w:w="100"/>
+              <w:bottom w:type="dxa" w:w="60"/>
+              <w:right w:type="dxa" w:w="100"/>
+            </w:tcMar>
+            <w:vAlign w:val="center"/>
+          </w:tcPr>
+          <w:p>
+            <w:pPr>
+              <w:jc w:val="center"/>
+            </w:pPr>
+            <w:r>
+              <w:rPr>
+                <w:rFonts w:ascii="Times New Roman" w:cs="Times New Roman" w:eastAsia="Times New Roman" w:hAnsi="Times New Roman"/>
+                <w:b w:val="false"/>
+                <w:bCs w:val="false"/>
+                <w:sz w:val="21"/>
+                <w:szCs w:val="21"/>
+              </w:rPr>
+              <w:t xml:space="preserve">Self-attention: softmax(QK^T / sqrt(d_k)) V, todas las posiciones en paralelo</w:t>
+            </w:r>
+          </w:p>
+        </w:tc>
+        <w:tc>
+          <w:tcPr>
+            <w:tcW w:type="dxa" w:w="3120"/>
+            <w:tcBorders>
+              <w:top w:val="single" w:color="808080" w:sz="4"/>
+              <w:left w:val="single" w:color="808080" w:sz="4"/>
+              <w:bottom w:val="single" w:color="808080" w:sz="4"/>
+              <w:right w:val="single" w:color="808080" w:sz="4"/>
+            </w:tcBorders>
+            <w:tcMar>
+              <w:top w:type="dxa" w:w="60"/>
+              <w:left w:type="dxa" w:w="100"/>
+              <w:bottom w:type="dxa" w:w="60"/>
+              <w:right w:type="dxa" w:w="100"/>
+            </w:tcMar>
+            <w:vAlign w:val="center"/>
+          </w:tcPr>
+          <w:p>
+            <w:pPr>
+              <w:jc w:val="center"/>
+            </w:pPr>
+            <w:r>
+              <w:rPr>
+                <w:rFonts w:ascii="Consolas" w:cs="Consolas" w:eastAsia="Consolas" w:hAnsi="Consolas"/>
+                <w:b w:val="false"/>
+                <w:bCs w:val="false"/>
+                <w:sz w:val="21"/>
+                <w:szCs w:val="21"/>
+              </w:rPr>
+              <w:t xml:space="preserve">CausalSelfAttention.forward</w:t>
+            </w:r>
+            <w:r>
+              <w:rPr>
+                <w:rFonts w:ascii="Times New Roman" w:cs="Times New Roman" w:eastAsia="Times New Roman" w:hAnsi="Times New Roman"/>
+                <w:b w:val="false"/>
+                <w:bCs w:val="false"/>
+                <w:sz w:val="21"/>
+                <w:szCs w:val="21"/>
+              </w:rPr>
+              <w:t xml:space="preserve"> y codificación posicional sinusoidal</w:t>
+            </w:r>
+          </w:p>
+        </w:tc>
+      </w:tr>
+      <w:tr>
+        <w:trPr>
+          <w:cantSplit/>
+        </w:trPr>
+        <w:tc>
+          <w:tcPr>
+            <w:tcW w:type="dxa" w:w="3120"/>
+            <w:tcBorders>
+              <w:top w:val="single" w:color="808080" w:sz="4"/>
+              <w:left w:val="single" w:color="808080" w:sz="4"/>
+              <w:bottom w:val="single" w:color="808080" w:sz="4"/>
+              <w:right w:val="single" w:color="808080" w:sz="4"/>
+            </w:tcBorders>
+            <w:tcMar>
+              <w:top w:type="dxa" w:w="60"/>
+              <w:left w:type="dxa" w:w="100"/>
+              <w:bottom w:type="dxa" w:w="60"/>
+              <w:right w:type="dxa" w:w="100"/>
+            </w:tcMar>
+            <w:vAlign w:val="center"/>
+          </w:tcPr>
+          <w:p>
+            <w:pPr>
+              <w:jc w:val="center"/>
+            </w:pPr>
+            <w:r>
+              <w:rPr>
+                <w:rFonts w:ascii="Times New Roman" w:cs="Times New Roman" w:eastAsia="Times New Roman" w:hAnsi="Times New Roman"/>
+                <w:b w:val="false"/>
+                <w:bCs w:val="false"/>
+                <w:sz w:val="21"/>
+                <w:szCs w:val="21"/>
+              </w:rPr>
+              <w:t xml:space="preserve">7</w:t>
+            </w:r>
+          </w:p>
+        </w:tc>
+        <w:tc>
+          <w:tcPr>
+            <w:tcW w:type="dxa" w:w="3120"/>
+            <w:tcBorders>
+              <w:top w:val="single" w:color="808080" w:sz="4"/>
+              <w:left w:val="single" w:color="808080" w:sz="4"/>
+              <w:bottom w:val="single" w:color="808080" w:sz="4"/>
+              <w:right w:val="single" w:color="808080" w:sz="4"/>
+            </w:tcBorders>
+            <w:tcMar>
+              <w:top w:type="dxa" w:w="60"/>
+              <w:left w:type="dxa" w:w="100"/>
+              <w:bottom w:type="dxa" w:w="60"/>
+              <w:right w:type="dxa" w:w="100"/>
+            </w:tcMar>
+            <w:vAlign w:val="center"/>
+          </w:tcPr>
+          <w:p>
+            <w:pPr>
+              <w:jc w:val="center"/>
+            </w:pPr>
+            <w:r>
+              <w:rPr>
+                <w:rFonts w:ascii="Times New Roman" w:cs="Times New Roman" w:eastAsia="Times New Roman" w:hAnsi="Times New Roman"/>
+                <w:b w:val="false"/>
+                <w:bCs w:val="false"/>
+                <w:sz w:val="21"/>
+                <w:szCs w:val="21"/>
+              </w:rPr>
+              <w:t xml:space="preserve">BERT: solo encoder, atención bidireccional sin máscara causal</w:t>
+            </w:r>
+          </w:p>
+        </w:tc>
+        <w:tc>
+          <w:tcPr>
+            <w:tcW w:type="dxa" w:w="3120"/>
+            <w:tcBorders>
+              <w:top w:val="single" w:color="808080" w:sz="4"/>
+              <w:left w:val="single" w:color="808080" w:sz="4"/>
+              <w:bottom w:val="single" w:color="808080" w:sz="4"/>
+              <w:right w:val="single" w:color="808080" w:sz="4"/>
+            </w:tcBorders>
+            <w:tcMar>
+              <w:top w:type="dxa" w:w="60"/>
+              <w:left w:type="dxa" w:w="100"/>
+              <w:bottom w:type="dxa" w:w="60"/>
+              <w:right w:type="dxa" w:w="100"/>
+            </w:tcMar>
+            <w:vAlign w:val="center"/>
+          </w:tcPr>
+          <w:p>
+            <w:pPr>
+              <w:jc w:val="center"/>
+            </w:pPr>
+            <w:r>
+              <w:rPr>
+                <w:rFonts w:ascii="Consolas" w:cs="Consolas" w:eastAsia="Consolas" w:hAnsi="Consolas"/>
+                <w:b w:val="false"/>
+                <w:bCs w:val="false"/>
+                <w:sz w:val="21"/>
+                <w:szCs w:val="21"/>
+              </w:rPr>
+              <w:t xml:space="preserve">AutoModel</w:t>
+            </w:r>
+            <w:r>
+              <w:rPr>
+                <w:rFonts w:ascii="Times New Roman" w:cs="Times New Roman" w:eastAsia="Times New Roman" w:hAnsi="Times New Roman"/>
+                <w:b w:val="false"/>
+                <w:bCs w:val="false"/>
+                <w:sz w:val="21"/>
+                <w:szCs w:val="21"/>
+              </w:rPr>
+              <w:t xml:space="preserve"> con </w:t>
+            </w:r>
+            <w:r>
+              <w:rPr>
+                <w:rFonts w:ascii="Consolas" w:cs="Consolas" w:eastAsia="Consolas" w:hAnsi="Consolas"/>
+                <w:b w:val="false"/>
+                <w:bCs w:val="false"/>
+                <w:sz w:val="21"/>
+                <w:szCs w:val="21"/>
+              </w:rPr>
+              <w:t xml:space="preserve">bert.eval()</w:t>
+            </w:r>
+            <w:r>
+              <w:rPr>
+                <w:rFonts w:ascii="Times New Roman" w:cs="Times New Roman" w:eastAsia="Times New Roman" w:hAnsi="Times New Roman"/>
+                <w:b w:val="false"/>
+                <w:bCs w:val="false"/>
+                <w:sz w:val="21"/>
+                <w:szCs w:val="21"/>
+              </w:rPr>
+              <w:t xml:space="preserve"> y extracción de </w:t>
+            </w:r>
+            <w:r>
+              <w:rPr>
+                <w:rFonts w:ascii="Consolas" w:cs="Consolas" w:eastAsia="Consolas" w:hAnsi="Consolas"/>
+                <w:b w:val="false"/>
+                <w:bCs w:val="false"/>
+                <w:sz w:val="21"/>
+                <w:szCs w:val="21"/>
+              </w:rPr>
+              <w:t xml:space="preserve">last_hidden_state</w:t>
+            </w:r>
+          </w:p>
+        </w:tc>
+      </w:tr>
+      <w:tr>
+        <w:trPr>
+          <w:cantSplit/>
+        </w:trPr>
+        <w:tc>
+          <w:tcPr>
+            <w:tcW w:type="dxa" w:w="3120"/>
+            <w:tcBorders>
+              <w:top w:val="single" w:color="808080" w:sz="4"/>
+              <w:left w:val="single" w:color="808080" w:sz="4"/>
+              <w:bottom w:val="single" w:color="808080" w:sz="4"/>
+              <w:right w:val="single" w:color="808080" w:sz="4"/>
+            </w:tcBorders>
+            <w:tcMar>
+              <w:top w:type="dxa" w:w="60"/>
+              <w:left w:type="dxa" w:w="100"/>
+              <w:bottom w:type="dxa" w:w="60"/>
+              <w:right w:type="dxa" w:w="100"/>
+            </w:tcMar>
+            <w:vAlign w:val="center"/>
+          </w:tcPr>
+          <w:p>
+            <w:pPr>
+              <w:jc w:val="center"/>
+            </w:pPr>
+            <w:r>
+              <w:rPr>
+                <w:rFonts w:ascii="Times New Roman" w:cs="Times New Roman" w:eastAsia="Times New Roman" w:hAnsi="Times New Roman"/>
+                <w:b w:val="false"/>
+                <w:bCs w:val="false"/>
+                <w:sz w:val="21"/>
+                <w:szCs w:val="21"/>
+              </w:rPr>
+              <w:t xml:space="preserve">8</w:t>
+            </w:r>
+          </w:p>
+        </w:tc>
+        <w:tc>
+          <w:tcPr>
+            <w:tcW w:type="dxa" w:w="3120"/>
+            <w:tcBorders>
+              <w:top w:val="single" w:color="808080" w:sz="4"/>
+              <w:left w:val="single" w:color="808080" w:sz="4"/>
+              <w:bottom w:val="single" w:color="808080" w:sz="4"/>
+              <w:right w:val="single" w:color="808080" w:sz="4"/>
+            </w:tcBorders>
+            <w:tcMar>
+              <w:top w:type="dxa" w:w="60"/>
+              <w:left w:type="dxa" w:w="100"/>
+              <w:bottom w:type="dxa" w:w="60"/>
+              <w:right w:type="dxa" w:w="100"/>
+            </w:tcMar>
+            <w:vAlign w:val="center"/>
+          </w:tcPr>
+          <w:p>
+            <w:pPr>
+              <w:jc w:val="center"/>
+            </w:pPr>
+            <w:r>
+              <w:rPr>
+                <w:rFonts w:ascii="Times New Roman" w:cs="Times New Roman" w:eastAsia="Times New Roman" w:hAnsi="Times New Roman"/>
+                <w:b w:val="false"/>
+                <w:bCs w:val="false"/>
+                <w:sz w:val="21"/>
+                <w:szCs w:val="21"/>
+              </w:rPr>
+              <w:t xml:space="preserve">GPT: máscara causal y predecir el siguiente token dado el contexto</w:t>
+            </w:r>
+          </w:p>
+        </w:tc>
+        <w:tc>
+          <w:tcPr>
+            <w:tcW w:type="dxa" w:w="3120"/>
+            <w:tcBorders>
+              <w:top w:val="single" w:color="808080" w:sz="4"/>
+              <w:left w:val="single" w:color="808080" w:sz="4"/>
+              <w:bottom w:val="single" w:color="808080" w:sz="4"/>
+              <w:right w:val="single" w:color="808080" w:sz="4"/>
+            </w:tcBorders>
+            <w:tcMar>
+              <w:top w:type="dxa" w:w="60"/>
+              <w:left w:type="dxa" w:w="100"/>
+              <w:bottom w:type="dxa" w:w="60"/>
+              <w:right w:type="dxa" w:w="100"/>
+            </w:tcMar>
+            <w:vAlign w:val="center"/>
+          </w:tcPr>
+          <w:p>
+            <w:pPr>
+              <w:jc w:val="center"/>
+            </w:pPr>
+            <w:r>
+              <w:rPr>
+                <w:rFonts w:ascii="Consolas" w:cs="Consolas" w:eastAsia="Consolas" w:hAnsi="Consolas"/>
+                <w:b w:val="false"/>
+                <w:bCs w:val="false"/>
+                <w:sz w:val="21"/>
+                <w:szCs w:val="21"/>
+              </w:rPr>
+              <w:t xml:space="preserve">causal_mask</w:t>
+            </w:r>
+            <w:r>
+              <w:rPr>
+                <w:rFonts w:ascii="Times New Roman" w:cs="Times New Roman" w:eastAsia="Times New Roman" w:hAnsi="Times New Roman"/>
+                <w:b w:val="false"/>
+                <w:bCs w:val="false"/>
+                <w:sz w:val="21"/>
+                <w:szCs w:val="21"/>
+              </w:rPr>
+              <w:t xml:space="preserve"> con </w:t>
+            </w:r>
+            <w:r>
+              <w:rPr>
+                <w:rFonts w:ascii="Consolas" w:cs="Consolas" w:eastAsia="Consolas" w:hAnsi="Consolas"/>
+                <w:b w:val="false"/>
+                <w:bCs w:val="false"/>
+                <w:sz w:val="21"/>
+                <w:szCs w:val="21"/>
+              </w:rPr>
+              <w:t xml:space="preserve">masked_fill(-inf)</w:t>
+            </w:r>
+            <w:r>
+              <w:rPr>
+                <w:rFonts w:ascii="Times New Roman" w:cs="Times New Roman" w:eastAsia="Times New Roman" w:hAnsi="Times New Roman"/>
+                <w:b w:val="false"/>
+                <w:bCs w:val="false"/>
+                <w:sz w:val="21"/>
+                <w:szCs w:val="21"/>
+              </w:rPr>
+              <w:t xml:space="preserve">, y = x desplazado, cross-entropy y generación autoregresiva</w:t>
+            </w:r>
+          </w:p>
+        </w:tc>
+      </w:tr>
+      <w:tr>
+        <w:trPr>
+          <w:cantSplit/>
+        </w:trPr>
+        <w:tc>
+          <w:tcPr>
+            <w:tcW w:type="dxa" w:w="3120"/>
+            <w:tcBorders>
+              <w:top w:val="single" w:color="808080" w:sz="4"/>
+              <w:left w:val="single" w:color="808080" w:sz="4"/>
+              <w:bottom w:val="single" w:color="808080" w:sz="4"/>
+              <w:right w:val="single" w:color="808080" w:sz="4"/>
+            </w:tcBorders>
+            <w:tcMar>
+              <w:top w:type="dxa" w:w="60"/>
+              <w:left w:type="dxa" w:w="100"/>
+              <w:bottom w:type="dxa" w:w="60"/>
+              <w:right w:type="dxa" w:w="100"/>
+            </w:tcMar>
+            <w:vAlign w:val="center"/>
+          </w:tcPr>
+          <w:p>
+            <w:pPr>
+              <w:jc w:val="center"/>
+            </w:pPr>
+            <w:r>
+              <w:rPr>
+                <w:rFonts w:ascii="Times New Roman" w:cs="Times New Roman" w:eastAsia="Times New Roman" w:hAnsi="Times New Roman"/>
+                <w:b w:val="false"/>
+                <w:bCs w:val="false"/>
+                <w:sz w:val="21"/>
+                <w:szCs w:val="21"/>
+              </w:rPr>
+              <w:t xml:space="preserve">9</w:t>
+            </w:r>
+          </w:p>
+        </w:tc>
+        <w:tc>
+          <w:tcPr>
+            <w:tcW w:type="dxa" w:w="3120"/>
+            <w:tcBorders>
+              <w:top w:val="single" w:color="808080" w:sz="4"/>
+              <w:left w:val="single" w:color="808080" w:sz="4"/>
+              <w:bottom w:val="single" w:color="808080" w:sz="4"/>
+              <w:right w:val="single" w:color="808080" w:sz="4"/>
+            </w:tcBorders>
+            <w:tcMar>
+              <w:top w:type="dxa" w:w="60"/>
+              <w:left w:type="dxa" w:w="100"/>
+              <w:bottom w:type="dxa" w:w="60"/>
+              <w:right w:type="dxa" w:w="100"/>
+            </w:tcMar>
+            <w:vAlign w:val="center"/>
+          </w:tcPr>
+          <w:p>
+            <w:pPr>
+              <w:jc w:val="center"/>
+            </w:pPr>
+            <w:r>
+              <w:rPr>
+                <w:rFonts w:ascii="Times New Roman" w:cs="Times New Roman" w:eastAsia="Times New Roman" w:hAnsi="Times New Roman"/>
+                <w:b w:val="false"/>
+                <w:bCs w:val="false"/>
+                <w:sz w:val="21"/>
+                <w:szCs w:val="21"/>
+              </w:rPr>
+              <w:t xml:space="preserve">Preentrenar y adaptar</w:t>
+            </w:r>
+          </w:p>
+        </w:tc>
+        <w:tc>
+          <w:tcPr>
+            <w:tcW w:type="dxa" w:w="3120"/>
+            <w:tcBorders>
+              <w:top w:val="single" w:color="808080" w:sz="4"/>
+              <w:left w:val="single" w:color="808080" w:sz="4"/>
+              <w:bottom w:val="single" w:color="808080" w:sz="4"/>
+              <w:right w:val="single" w:color="808080" w:sz="4"/>
+            </w:tcBorders>
+            <w:tcMar>
+              <w:top w:type="dxa" w:w="60"/>
+              <w:left w:type="dxa" w:w="100"/>
+              <w:bottom w:type="dxa" w:w="60"/>
+              <w:right w:type="dxa" w:w="100"/>
+            </w:tcMar>
+            <w:vAlign w:val="center"/>
+          </w:tcPr>
+          <w:p>
+            <w:pPr>
+              <w:jc w:val="center"/>
+            </w:pPr>
+            <w:r>
+              <w:rPr>
+                <w:rFonts w:ascii="Times New Roman" w:cs="Times New Roman" w:eastAsia="Times New Roman" w:hAnsi="Times New Roman"/>
+                <w:b w:val="false"/>
+                <w:bCs w:val="false"/>
+                <w:sz w:val="21"/>
+                <w:szCs w:val="21"/>
+              </w:rPr>
+              <w:t xml:space="preserve">Carga de pesos preentrenados con </w:t>
+            </w:r>
+            <w:r>
+              <w:rPr>
+                <w:rFonts w:ascii="Consolas" w:cs="Consolas" w:eastAsia="Consolas" w:hAnsi="Consolas"/>
+                <w:b w:val="false"/>
+                <w:bCs w:val="false"/>
+                <w:sz w:val="21"/>
+                <w:szCs w:val="21"/>
+              </w:rPr>
+              <w:t xml:space="preserve">from_pretrained</w:t>
+            </w:r>
+            <w:r>
+              <w:rPr>
+                <w:rFonts w:ascii="Times New Roman" w:cs="Times New Roman" w:eastAsia="Times New Roman" w:hAnsi="Times New Roman"/>
+                <w:b w:val="false"/>
+                <w:bCs w:val="false"/>
+                <w:sz w:val="21"/>
+                <w:szCs w:val="21"/>
+              </w:rPr>
+              <w:t xml:space="preserve">, sin entrenamiento</w:t>
+            </w:r>
+          </w:p>
+        </w:tc>
+      </w:tr>
+      <w:tr>
+        <w:trPr>
+          <w:cantSplit/>
+        </w:trPr>
+        <w:tc>
+          <w:tcPr>
+            <w:tcW w:type="dxa" w:w="3120"/>
+            <w:tcBorders>
+              <w:top w:val="single" w:color="808080" w:sz="4"/>
+              <w:left w:val="single" w:color="808080" w:sz="4"/>
+              <w:bottom w:val="single" w:color="808080" w:sz="4"/>
+              <w:right w:val="single" w:color="808080" w:sz="4"/>
+            </w:tcBorders>
+            <w:tcMar>
+              <w:top w:type="dxa" w:w="60"/>
+              <w:left w:type="dxa" w:w="100"/>
+              <w:bottom w:type="dxa" w:w="60"/>
+              <w:right w:type="dxa" w:w="100"/>
+            </w:tcMar>
+            <w:vAlign w:val="center"/>
+          </w:tcPr>
+          <w:p>
+            <w:pPr>
+              <w:jc w:val="center"/>
+            </w:pPr>
+            <w:r>
+              <w:rPr>
+                <w:rFonts w:ascii="Times New Roman" w:cs="Times New Roman" w:eastAsia="Times New Roman" w:hAnsi="Times New Roman"/>
+                <w:b w:val="false"/>
+                <w:bCs w:val="false"/>
+                <w:sz w:val="21"/>
+                <w:szCs w:val="21"/>
+              </w:rPr>
+              <w:t xml:space="preserve">10</w:t>
+            </w:r>
+          </w:p>
+        </w:tc>
+        <w:tc>
+          <w:tcPr>
+            <w:tcW w:type="dxa" w:w="3120"/>
+            <w:tcBorders>
+              <w:top w:val="single" w:color="808080" w:sz="4"/>
+              <w:left w:val="single" w:color="808080" w:sz="4"/>
+              <w:bottom w:val="single" w:color="808080" w:sz="4"/>
+              <w:right w:val="single" w:color="808080" w:sz="4"/>
+            </w:tcBorders>
+            <w:tcMar>
+              <w:top w:type="dxa" w:w="60"/>
+              <w:left w:type="dxa" w:w="100"/>
+              <w:bottom w:type="dxa" w:w="60"/>
+              <w:right w:type="dxa" w:w="100"/>
+            </w:tcMar>
+            <w:vAlign w:val="center"/>
+          </w:tcPr>
+          <w:p>
+            <w:pPr>
+              <w:jc w:val="center"/>
+            </w:pPr>
+            <w:r>
+              <w:rPr>
+                <w:rFonts w:ascii="Times New Roman" w:cs="Times New Roman" w:eastAsia="Times New Roman" w:hAnsi="Times New Roman"/>
+                <w:b w:val="false"/>
+                <w:bCs w:val="false"/>
+                <w:sz w:val="21"/>
+                <w:szCs w:val="21"/>
+              </w:rPr>
+              <w:t xml:space="preserve">P(siguiente token | contexto) = softmax(z / τ)</w:t>
+            </w:r>
+          </w:p>
+        </w:tc>
+        <w:tc>
+          <w:tcPr>
+            <w:tcW w:type="dxa" w:w="3120"/>
+            <w:tcBorders>
+              <w:top w:val="single" w:color="808080" w:sz="4"/>
+              <w:left w:val="single" w:color="808080" w:sz="4"/>
+              <w:bottom w:val="single" w:color="808080" w:sz="4"/>
+              <w:right w:val="single" w:color="808080" w:sz="4"/>
+            </w:tcBorders>
+            <w:tcMar>
+              <w:top w:type="dxa" w:w="60"/>
+              <w:left w:type="dxa" w:w="100"/>
+              <w:bottom w:type="dxa" w:w="60"/>
+              <w:right w:type="dxa" w:w="100"/>
+            </w:tcMar>
+            <w:vAlign w:val="center"/>
+          </w:tcPr>
+          <w:p>
+            <w:pPr>
+              <w:jc w:val="center"/>
+            </w:pPr>
+            <w:r>
+              <w:rPr>
+                <w:rFonts w:ascii="Times New Roman" w:cs="Times New Roman" w:eastAsia="Times New Roman" w:hAnsi="Times New Roman"/>
+                <w:b w:val="false"/>
+                <w:bCs w:val="false"/>
+                <w:sz w:val="21"/>
+                <w:szCs w:val="21"/>
+              </w:rPr>
+              <w:t xml:space="preserve">Logits z = h W_lm + b_lm, </w:t>
+            </w:r>
+            <w:r>
+              <w:rPr>
+                <w:rFonts w:ascii="Consolas" w:cs="Consolas" w:eastAsia="Consolas" w:hAnsi="Consolas"/>
+                <w:b w:val="false"/>
+                <w:bCs w:val="false"/>
+                <w:sz w:val="21"/>
+                <w:szCs w:val="21"/>
+              </w:rPr>
+              <w:t xml:space="preserve">softmax(logits / tau)</w:t>
+            </w:r>
+            <w:r>
+              <w:rPr>
+                <w:rFonts w:ascii="Times New Roman" w:cs="Times New Roman" w:eastAsia="Times New Roman" w:hAnsi="Times New Roman"/>
+                <w:b w:val="false"/>
+                <w:bCs w:val="false"/>
+                <w:sz w:val="21"/>
+                <w:szCs w:val="21"/>
+              </w:rPr>
+              <w:t xml:space="preserve"> y entropía</w:t>
+            </w:r>
+          </w:p>
+        </w:tc>
+      </w:tr>
+      <w:tr>
+        <w:trPr>
+          <w:cantSplit/>
+        </w:trPr>
+        <w:tc>
+          <w:tcPr>
+            <w:tcW w:type="dxa" w:w="3120"/>
+            <w:tcBorders>
+              <w:top w:val="single" w:color="808080" w:sz="4"/>
+              <w:left w:val="single" w:color="808080" w:sz="4"/>
+              <w:bottom w:val="single" w:color="808080" w:sz="4"/>
+              <w:right w:val="single" w:color="808080" w:sz="4"/>
+            </w:tcBorders>
+            <w:tcMar>
+              <w:top w:type="dxa" w:w="60"/>
+              <w:left w:type="dxa" w:w="100"/>
+              <w:bottom w:type="dxa" w:w="60"/>
+              <w:right w:type="dxa" w:w="100"/>
+            </w:tcMar>
+            <w:vAlign w:val="center"/>
+          </w:tcPr>
+          <w:p>
+            <w:pPr>
+              <w:jc w:val="center"/>
+            </w:pPr>
+            <w:r>
+              <w:rPr>
+                <w:rFonts w:ascii="Times New Roman" w:cs="Times New Roman" w:eastAsia="Times New Roman" w:hAnsi="Times New Roman"/>
+                <w:b w:val="false"/>
+                <w:bCs w:val="false"/>
+                <w:sz w:val="21"/>
+                <w:szCs w:val="21"/>
+              </w:rPr>
+              <w:t xml:space="preserve">10</w:t>
+            </w:r>
+          </w:p>
+        </w:tc>
+        <w:tc>
+          <w:tcPr>
+            <w:tcW w:type="dxa" w:w="3120"/>
+            <w:tcBorders>
+              <w:top w:val="single" w:color="808080" w:sz="4"/>
+              <w:left w:val="single" w:color="808080" w:sz="4"/>
+              <w:bottom w:val="single" w:color="808080" w:sz="4"/>
+              <w:right w:val="single" w:color="808080" w:sz="4"/>
+            </w:tcBorders>
+            <w:tcMar>
+              <w:top w:type="dxa" w:w="60"/>
+              <w:left w:type="dxa" w:w="100"/>
+              <w:bottom w:type="dxa" w:w="60"/>
+              <w:right w:type="dxa" w:w="100"/>
+            </w:tcMar>
+            <w:vAlign w:val="center"/>
+          </w:tcPr>
+          <w:p>
+            <w:pPr>
+              <w:jc w:val="center"/>
+            </w:pPr>
+            <w:r>
+              <w:rPr>
+                <w:rFonts w:ascii="Times New Roman" w:cs="Times New Roman" w:eastAsia="Times New Roman" w:hAnsi="Times New Roman"/>
+                <w:b w:val="false"/>
+                <w:bCs w:val="false"/>
+                <w:sz w:val="21"/>
+                <w:szCs w:val="21"/>
+              </w:rPr>
+              <w:t xml:space="preserve">τ -&gt; 0: siempre el token más probable</w:t>
+            </w:r>
+          </w:p>
+        </w:tc>
+        <w:tc>
+          <w:tcPr>
+            <w:tcW w:type="dxa" w:w="3120"/>
+            <w:tcBorders>
+              <w:top w:val="single" w:color="808080" w:sz="4"/>
+              <w:left w:val="single" w:color="808080" w:sz="4"/>
+              <w:bottom w:val="single" w:color="808080" w:sz="4"/>
+              <w:right w:val="single" w:color="808080" w:sz="4"/>
+            </w:tcBorders>
+            <w:tcMar>
+              <w:top w:type="dxa" w:w="60"/>
+              <w:left w:type="dxa" w:w="100"/>
+              <w:bottom w:type="dxa" w:w="60"/>
+              <w:right w:type="dxa" w:w="100"/>
+            </w:tcMar>
+            <w:vAlign w:val="center"/>
+          </w:tcPr>
+          <w:p>
+            <w:pPr>
+              <w:jc w:val="center"/>
+            </w:pPr>
+            <w:r>
+              <w:rPr>
+                <w:rFonts w:ascii="Consolas" w:cs="Consolas" w:eastAsia="Consolas" w:hAnsi="Consolas"/>
+                <w:b w:val="false"/>
+                <w:bCs w:val="false"/>
+                <w:sz w:val="21"/>
+                <w:szCs w:val="21"/>
+              </w:rPr>
+              <w:t xml:space="preserve">sample_greedy</w:t>
+            </w:r>
+            <w:r>
+              <w:rPr>
+                <w:rFonts w:ascii="Times New Roman" w:cs="Times New Roman" w:eastAsia="Times New Roman" w:hAnsi="Times New Roman"/>
+                <w:b w:val="false"/>
+                <w:bCs w:val="false"/>
+                <w:sz w:val="21"/>
+                <w:szCs w:val="21"/>
+              </w:rPr>
+              <w:t xml:space="preserve"> (argmax)</w:t>
+            </w:r>
+          </w:p>
+        </w:tc>
+      </w:tr>
+      <w:tr>
+        <w:trPr>
+          <w:cantSplit/>
+        </w:trPr>
+        <w:tc>
+          <w:tcPr>
+            <w:tcW w:type="dxa" w:w="3120"/>
+            <w:tcBorders>
+              <w:top w:val="single" w:color="808080" w:sz="4"/>
+              <w:left w:val="single" w:color="808080" w:sz="4"/>
+              <w:bottom w:val="single" w:color="808080" w:sz="4"/>
+              <w:right w:val="single" w:color="808080" w:sz="4"/>
+            </w:tcBorders>
+            <w:tcMar>
+              <w:top w:type="dxa" w:w="60"/>
+              <w:left w:type="dxa" w:w="100"/>
+              <w:bottom w:type="dxa" w:w="60"/>
+              <w:right w:type="dxa" w:w="100"/>
+            </w:tcMar>
+            <w:vAlign w:val="center"/>
+          </w:tcPr>
+          <w:p>
+            <w:pPr>
+              <w:jc w:val="center"/>
+            </w:pPr>
+            <w:r>
+              <w:rPr>
+                <w:rFonts w:ascii="Times New Roman" w:cs="Times New Roman" w:eastAsia="Times New Roman" w:hAnsi="Times New Roman"/>
+                <w:b w:val="false"/>
+                <w:bCs w:val="false"/>
+                <w:sz w:val="21"/>
+                <w:szCs w:val="21"/>
+              </w:rPr>
+              <w:t xml:space="preserve">10</w:t>
+            </w:r>
+          </w:p>
+        </w:tc>
+        <w:tc>
+          <w:tcPr>
+            <w:tcW w:type="dxa" w:w="3120"/>
+            <w:tcBorders>
+              <w:top w:val="single" w:color="808080" w:sz="4"/>
+              <w:left w:val="single" w:color="808080" w:sz="4"/>
+              <w:bottom w:val="single" w:color="808080" w:sz="4"/>
+              <w:right w:val="single" w:color="808080" w:sz="4"/>
+            </w:tcBorders>
+            <w:tcMar>
+              <w:top w:type="dxa" w:w="60"/>
+              <w:left w:type="dxa" w:w="100"/>
+              <w:bottom w:type="dxa" w:w="60"/>
+              <w:right w:type="dxa" w:w="100"/>
+            </w:tcMar>
+            <w:vAlign w:val="center"/>
+          </w:tcPr>
+          <w:p>
+            <w:pPr>
+              <w:jc w:val="center"/>
+            </w:pPr>
+            <w:r>
+              <w:rPr>
+                <w:rFonts w:ascii="Times New Roman" w:cs="Times New Roman" w:eastAsia="Times New Roman" w:hAnsi="Times New Roman"/>
+                <w:b w:val="false"/>
+                <w:bCs w:val="false"/>
+                <w:sz w:val="21"/>
+                <w:szCs w:val="21"/>
+              </w:rPr>
+              <w:t xml:space="preserve">Top-k y top-p (nucleus sampling)</w:t>
+            </w:r>
+          </w:p>
+        </w:tc>
+        <w:tc>
+          <w:tcPr>
+            <w:tcW w:type="dxa" w:w="3120"/>
+            <w:tcBorders>
+              <w:top w:val="single" w:color="808080" w:sz="4"/>
+              <w:left w:val="single" w:color="808080" w:sz="4"/>
+              <w:bottom w:val="single" w:color="808080" w:sz="4"/>
+              <w:right w:val="single" w:color="808080" w:sz="4"/>
+            </w:tcBorders>
+            <w:tcMar>
+              <w:top w:type="dxa" w:w="60"/>
+              <w:left w:type="dxa" w:w="100"/>
+              <w:bottom w:type="dxa" w:w="60"/>
+              <w:right w:type="dxa" w:w="100"/>
+            </w:tcMar>
+            <w:vAlign w:val="center"/>
+          </w:tcPr>
+          <w:p>
+            <w:pPr>
+              <w:jc w:val="center"/>
+            </w:pPr>
+            <w:r>
+              <w:rPr>
+                <w:rFonts w:ascii="Consolas" w:cs="Consolas" w:eastAsia="Consolas" w:hAnsi="Consolas"/>
+                <w:b w:val="false"/>
+                <w:bCs w:val="false"/>
+                <w:sz w:val="21"/>
+                <w:szCs w:val="21"/>
+              </w:rPr>
+              <w:t xml:space="preserve">sample_top_k</w:t>
+            </w:r>
+            <w:r>
+              <w:rPr>
+                <w:rFonts w:ascii="Times New Roman" w:cs="Times New Roman" w:eastAsia="Times New Roman" w:hAnsi="Times New Roman"/>
+                <w:b w:val="false"/>
+                <w:bCs w:val="false"/>
+                <w:sz w:val="21"/>
+                <w:szCs w:val="21"/>
+              </w:rPr>
+              <w:t xml:space="preserve"> (topk y -inf) y </w:t>
+            </w:r>
+            <w:r>
+              <w:rPr>
+                <w:rFonts w:ascii="Consolas" w:cs="Consolas" w:eastAsia="Consolas" w:hAnsi="Consolas"/>
+                <w:b w:val="false"/>
+                <w:bCs w:val="false"/>
+                <w:sz w:val="21"/>
+                <w:szCs w:val="21"/>
+              </w:rPr>
+              <w:t xml:space="preserve">sample_top_p</w:t>
+            </w:r>
+            <w:r>
+              <w:rPr>
+                <w:rFonts w:ascii="Times New Roman" w:cs="Times New Roman" w:eastAsia="Times New Roman" w:hAnsi="Times New Roman"/>
+                <w:b w:val="false"/>
+                <w:bCs w:val="false"/>
+                <w:sz w:val="21"/>
+                <w:szCs w:val="21"/>
+              </w:rPr>
+              <w:t xml:space="preserve"> (suma acumulada hasta p)</w:t>
+            </w:r>
+          </w:p>
+        </w:tc>
+      </w:tr>
+    </w:tbl>
+    <w:p>
+      <w:pPr>
+        <w:spacing w:after="200"/>
+      </w:pPr>
+    </w:p>
+    <w:p>
+      <w:pPr>
+        <w:pStyle w:val="Heading1"/>
+        <w:spacing w:after="200" w:before="360"/>
+      </w:pPr>
+      <w:r>
+        <w:rPr>
+          <w:rFonts w:ascii="Times New Roman" w:cs="Times New Roman" w:eastAsia="Times New Roman" w:hAnsi="Times New Roman"/>
+          <w:b/>
+          <w:bCs/>
+          <w:color w:val="000000"/>
+          <w:sz w:val="28"/>
+          <w:szCs w:val="28"/>
+        </w:rPr>
+        <w:t xml:space="preserve">4. Resultados</w:t>
+      </w:r>
+    </w:p>
+    <w:p>
+      <w:pPr>
+        <w:pStyle w:val="Heading2"/>
+        <w:spacing w:after="120" w:before="240"/>
+      </w:pPr>
+      <w:r>
+        <w:rPr>
+          <w:rFonts w:ascii="Times New Roman" w:cs="Times New Roman" w:eastAsia="Times New Roman" w:hAnsi="Times New Roman"/>
+          <w:b/>
+          <w:bCs/>
+          <w:color w:val="000000"/>
+          <w:sz w:val="26"/>
+          <w:szCs w:val="26"/>
+        </w:rPr>
+        <w:t xml:space="preserve">Entrenamiento del Mini-GPT</w:t>
+      </w:r>
+    </w:p>
+    <w:p>
+      <w:pPr>
+        <w:spacing w:after="160" w:line="360"/>
+        <w:ind w:firstLine="0"/>
+        <w:jc w:val="both"/>
+      </w:pPr>
+      <w:r>
+        <w:rPr>
+          <w:rFonts w:ascii="Times New Roman" w:cs="Times New Roman" w:eastAsia="Times New Roman" w:hAnsi="Times New Roman"/>
+          <w:sz w:val="24"/>
+          <w:szCs w:val="24"/>
+        </w:rPr>
+        <w:t xml:space="preserve">La Tabla 4 muestra la evolución de la pérdida y la perplejidad durante las 10 épocas.</w:t>
+      </w:r>
+    </w:p>
+    <w:p>
+      <w:pPr>
+        <w:keepNext/>
+        <w:spacing w:after="80" w:before="120"/>
+        <w:jc w:val="center"/>
+      </w:pPr>
+      <w:r>
+        <w:rPr>
+          <w:rFonts w:ascii="Times New Roman" w:cs="Times New Roman" w:eastAsia="Times New Roman" w:hAnsi="Times New Roman"/>
+          <w:b/>
+          <w:bCs/>
+          <w:i/>
+          <w:iCs/>
+          <w:sz w:val="20"/>
+          <w:szCs w:val="20"/>
+        </w:rPr>
+        <w:t xml:space="preserve">Tabla 4.</w:t>
       </w:r>
       <w:r>
         <w:rPr>
@@ -5041,7 +6739,7 @@
           <w:sz w:val="24"/>
           <w:szCs w:val="24"/>
         </w:rPr>
-        <w:t xml:space="preserve">La Tabla 4 resume las métricas promedio de las cinco muestras de cada configuración.</w:t>
+        <w:t xml:space="preserve">La Tabla 5 resume las métricas promedio de las cinco muestras de cada configuración.</w:t>
       </w:r>
     </w:p>
     <w:p>
@@ -5060,7 +6758,7 @@
           <w:sz w:val="20"/>
           <w:szCs w:val="20"/>
         </w:rPr>
-        <w:t xml:space="preserve">Tabla 4.</w:t>
+        <w:t xml:space="preserve">Tabla 5.</w:t>
       </w:r>
       <w:r>
         <w:rPr>
@@ -6232,7 +7930,7 @@
           <w:sz w:val="24"/>
           <w:szCs w:val="24"/>
         </w:rPr>
-        <w:t xml:space="preserve"> en C-5. En E, para la muestra E-1 identificamos los dos pasos de mayor y menor seguridad, que aparecen en la Tabla 5.</w:t>
+        <w:t xml:space="preserve"> en C-5. En E, para la muestra E-1 identificamos los dos pasos de mayor y menor seguridad, que aparecen en la Tabla 6.</w:t>
       </w:r>
     </w:p>
     <w:p>
@@ -6251,7 +7949,7 @@
           <w:sz w:val="20"/>
           <w:szCs w:val="20"/>
         </w:rPr>
-        <w:t xml:space="preserve">Tabla 5.</w:t>
+        <w:t xml:space="preserve">Tabla 6.</w:t>
       </w:r>
       <w:r>
         <w:rPr>
@@ -7340,7 +9038,7 @@
           <w:sz w:val="24"/>
           <w:szCs w:val="24"/>
         </w:rPr>
-        <w:t xml:space="preserve">Al revisar Word2Vec encontramos que las tres palabras sí están en su vocabulario, pero son poco frecuentes y sus vecinos más cercanos no tienen relación con su significado (Tabla 6).</w:t>
+        <w:t xml:space="preserve">Al revisar Word2Vec encontramos que las tres palabras sí están en su vocabulario, pero son poco frecuentes y sus vecinos más cercanos no tienen relación con su significado (Tabla 7).</w:t>
       </w:r>
     </w:p>
     <w:p>
@@ -7359,7 +9057,7 @@
           <w:sz w:val="20"/>
           <w:szCs w:val="20"/>
         </w:rPr>
-        <w:t xml:space="preserve">Tabla 6.</w:t>
+        <w:t xml:space="preserve">Tabla 7.</w:t>
       </w:r>
       <w:r>
         <w:rPr>
@@ -7826,7 +9524,7 @@
           <w:sz w:val="24"/>
           <w:szCs w:val="24"/>
         </w:rPr>
-        <w:t xml:space="preserve">La Tabla 7 compara la similitud coseno de cada par en los dos modelos.</w:t>
+        <w:t xml:space="preserve">La Tabla 8 compara la similitud coseno de cada par en los dos modelos.</w:t>
       </w:r>
     </w:p>
     <w:p>
@@ -7845,7 +9543,7 @@
           <w:sz w:val="20"/>
           <w:szCs w:val="20"/>
         </w:rPr>
-        <w:t xml:space="preserve">Tabla 7.</w:t>
+        <w:t xml:space="preserve">Tabla 8.</w:t>
       </w:r>
       <w:r>
         <w:rPr>
@@ -9402,7 +11100,7 @@
           <w:sz w:val="24"/>
           <w:szCs w:val="24"/>
         </w:rPr>
-        <w:t xml:space="preserve">Top-p mostró su ventaja en E: en lugar de un número fijo de candidatos, usó 15.02 en promedio, contra 5 fijos en B y 50 en C, y ese número cambió según la seguridad del modelo. En la Tabla 5 se ve que el modelo está muy seguro (un solo candidato) en posiciones fijadas por el formato del texto, como el salto de línea tras el nombre de un personaje o el espacio tras una coma, y muy inseguro (35 a 37 candidatos) al inicio de una palabra, donde muchas letras son posibles.</w:t>
+        <w:t xml:space="preserve">Top-p mostró su ventaja en E: en lugar de un número fijo de candidatos, usó 15.02 en promedio, contra 5 fijos en B y 50 en C, y ese número cambió según la seguridad del modelo. En la Tabla 6 se ve que el modelo está muy seguro (un solo candidato) en posiciones fijadas por el formato del texto, como el salto de línea tras el nombre de un personaje o el espacio tras una coma, y muy inseguro (35 a 37 candidatos) al inicio de una palabra, donde muchas letras son posibles.</w:t>
       </w:r>
     </w:p>
     <w:p>
@@ -9450,7 +11148,7 @@
           <w:sz w:val="24"/>
           <w:szCs w:val="24"/>
         </w:rPr>
-        <w:t xml:space="preserve"> es el mismo arreglo en las tres oraciones. El coseno de un vector consigo mismo es 1 por definición, así que este modelo no tiene forma de distinguir el banco financiero del banco del parque ni del de peces. Además, como se entrenó con noticias en inglés, sus vectores para estas palabras representan sobre todo "palabra de un texto en español, italiano o portugués", como muestran sus vecinos de la Tabla 6. Aun con un Word2Vec entrenado en español el coseno seguiría siendo 1.0, porque eso es una propiedad de cualquier embedding estático y no del idioma.</w:t>
+        <w:t xml:space="preserve"> es el mismo arreglo en las tres oraciones. El coseno de un vector consigo mismo es 1 por definición, así que este modelo no tiene forma de distinguir el banco financiero del banco del parque ni del de peces. Además, como se entrenó con noticias en inglés, sus vectores para estas palabras representan sobre todo "palabra de un texto en español, italiano o portugués", como muestran sus vecinos de la Tabla 7. Aun con un Word2Vec entrenado en español el coseno seguiría siendo 1.0, porque eso es una propiedad de cualquier embedding estático y no del idioma.</w:t>
       </w:r>
     </w:p>
     <w:p>
